--- a/fase1/individuales/MUNZENMAYER_REINHARTD_1.3_APT122_AutoevaluacionFase1.docx
+++ b/fase1/individuales/MUNZENMAYER_REINHARTD_1.3_APT122_AutoevaluacionFase1.docx
@@ -150,7 +150,7 @@
           <w:sz w:val="34"/>
           <w:szCs w:val="34"/>
         </w:rPr>
-        <w:t xml:space="preserve"> Una nueva forma de Pagar</w:t>
+        <w:t xml:space="preserve"> POS móvil de DTemite — vender, cobrar, emitir DTE</w:t>
       </w:r>
     </w:p>
     <w:p>
@@ -1398,15 +1398,15 @@
           <w:sz w:val="22"/>
           <w:szCs w:val="22"/>
         </w:rPr>
-        <w:t xml:space="preserve"> y consiste en la evolución del sistema de punto de venta móvil D-PAY, actualmente en producción, desde una arquitectura de pagos dependiente de hardware de terminal (TUU/Kozen) hacia un modelo de pasarelas de pago extensible y desacoplado. El aporte técnico central es el diseño e implementación de una arquitectura </w:t>
-      </w:r>
-      <w:proofErr w:type="spellStart"/>
-      <w:r>
-        <w:rPr>
-          <w:sz w:val="22"/>
-          <w:szCs w:val="22"/>
-        </w:rPr>
-        <w:t>multi-gateway</w:t>
+        <w:t xml:space="preserve"> y consiste en diseñar y desarrollar D-PAY como POS móvil completo de DTemite: vender, cobrar y emitir DTE desde el celular, integrado a la plataforma cloud multi-tenant de la empresa. El aporte técnico central es el diseño e implementación de una arquitectura </w:t>
+      </w:r>
+      <w:proofErr w:type="spellStart"/>
+      <w:r>
+        <w:rPr>
+          <w:sz w:val="22"/>
+          <w:szCs w:val="22"/>
+        </w:rPr>
+        <w:t>POS completo</w:t>
       </w:r>
       <w:proofErr w:type="spellEnd"/>
       <w:r>
@@ -1890,7 +1890,7 @@
           <w:sz w:val="22"/>
           <w:szCs w:val="22"/>
         </w:rPr>
-        <w:t>multi-gateway</w:t>
+        <w:t>POS completo</w:t>
       </w:r>
       <w:proofErr w:type="spellEnd"/>
       <w:r>
@@ -3222,7 +3222,7 @@
           <w:sz w:val="22"/>
           <w:szCs w:val="22"/>
         </w:rPr>
-        <w:t>multi-gateway</w:t>
+        <w:t>POS completo</w:t>
       </w:r>
       <w:proofErr w:type="spellEnd"/>
       <w:r>
@@ -3322,7 +3322,7 @@
           <w:sz w:val="22"/>
           <w:szCs w:val="22"/>
         </w:rPr>
-        <w:t>multi-gateway</w:t>
+        <w:t>POS completo</w:t>
       </w:r>
       <w:proofErr w:type="spellEnd"/>
       <w:r>
@@ -3678,7 +3678,7 @@
           <w:sz w:val="22"/>
           <w:szCs w:val="22"/>
         </w:rPr>
-        <w:t>Diseñar e implementar una arquitectura de pagos extensible para el sistema D-PAY, que permita incorporar múltiples pasarelas de pago digitales de forma desacoplada, utilizando Webpay como implementación mínima viable durante el semestre.</w:t>
+        <w:t>Diseñar y desarrollar D-PAY, el POS móvil de DTemite, para que un comercio autenticado venda, cobre y emita DTE desde un dispositivo Android, integrado a la plataforma cloud de la empresa.</w:t>
       </w:r>
     </w:p>
     <w:p>
@@ -3740,7 +3740,7 @@
           <w:sz w:val="22"/>
           <w:szCs w:val="22"/>
         </w:rPr>
-        <w:t>multi-gateway</w:t>
+        <w:t>POS completo</w:t>
       </w:r>
       <w:proofErr w:type="spellEnd"/>
       <w:r>
@@ -3881,7 +3881,7 @@
           <w:sz w:val="22"/>
           <w:szCs w:val="22"/>
         </w:rPr>
-        <w:t xml:space="preserve"> Backlog priorizado (Historias de Usuario HU-01 a HU-08), del cual se desprenden los </w:t>
+        <w:t xml:space="preserve"> Backlog priorizado (Historias de Usuario HU-01 a HU-14 del producto POS), del cual se desprenden los </w:t>
       </w:r>
       <w:proofErr w:type="spellStart"/>
       <w:r>
@@ -5069,7 +5069,7 @@
           <w:sz w:val="22"/>
           <w:szCs w:val="22"/>
         </w:rPr>
-        <w:t>multi-gateway</w:t>
+        <w:t>POS completo</w:t>
       </w:r>
       <w:proofErr w:type="spellEnd"/>
       <w:r>
